--- a/docs/Smart Desk - IoT project.docx
+++ b/docs/Smart Desk - IoT project.docx
@@ -2758,7 +2758,7 @@
         <w:rPr>
           <w:rFonts w:ascii="Arial" w:cs="Arial" w:eastAsia="Arial" w:hAnsi="Arial"/>
         </w:rPr>
-        <w:t xml:space="preserve">The Raspberry Pi 5 runs three Python programs that talk to each other through the local Mosquitto broker. This keeps the AI (heavy, slow) separate from the sensor loop (fast), and MQTT is used inside the system as well.</w:t>
+        <w:t xml:space="preserve">The Raspberry Pi 5 runs four Python programs that only talk to each other through the local Mosquitto broker: desk_controller.py (sensors, rules, actuators, OLED), posture_ai.py (AI), db_logger.py (database) and cloud_bridge.py (ThingSpeak and ntfy). This keeps the AI (heavy, slow) separate from the sensor loop (fast), and storage and cloud separate from the hardware: each program can be started, tested and restarted on its own, and MQTT is used inside the system as well.</w:t>
       </w:r>
     </w:p>
     <w:p>
@@ -2769,7 +2769,7 @@
       <w:r>
         <w:drawing>
           <wp:inline distT="0" distB="0" distL="0" distR="0">
-            <wp:extent cx="5905500" cy="3267075"/>
+            <wp:extent cx="5905500" cy="3172097"/>
             <wp:effectExtent t="0" r="0" b="0" l="0"/>
             <wp:docPr id="1" name="Figure 2 – System architecture" descr="Figure 2 – System architecture" title="Figure 2 – System architecture"/>
             <wp:cNvGraphicFramePr>
@@ -2794,7 +2794,7 @@
                   <pic:spPr bwMode="auto">
                     <a:xfrm>
                       <a:off x="0" y="0"/>
-                      <a:ext cx="5905500" cy="3267075"/>
+                      <a:ext cx="5905500" cy="3172097"/>
                     </a:xfrm>
                     <a:prstGeom prst="rect">
                       <a:avLst/>
@@ -3149,7 +3149,7 @@
                 <w:sz w:val="19"/>
                 <w:szCs w:val="19"/>
               </w:rPr>
-              <w:t xml:space="preserve">desk_controller</w:t>
+              <w:t xml:space="preserve">desk_controller, db_logger</w:t>
             </w:r>
           </w:p>
         </w:tc>
@@ -3301,7 +3301,7 @@
                 <w:sz w:val="19"/>
                 <w:szCs w:val="19"/>
               </w:rPr>
-              <w:t xml:space="preserve">cloud_bridge</w:t>
+              <w:t xml:space="preserve">cloud_bridge, db_logger</w:t>
             </w:r>
           </w:p>
         </w:tc>
@@ -3431,7 +3431,7 @@
                 <w:sz w:val="19"/>
                 <w:szCs w:val="19"/>
               </w:rPr>
-              <w:t xml:space="preserve">desk_controller, cloud_bridge</w:t>
+              <w:t xml:space="preserve">desk_controller, cloud_bridge, db_logger</w:t>
             </w:r>
           </w:p>
         </w:tc>
@@ -3533,7 +3533,7 @@
                 <w:sz w:val="19"/>
                 <w:szCs w:val="19"/>
               </w:rPr>
-              <w:t xml:space="preserve">JSON: lux, temp, window %, threshold</w:t>
+              <w:t xml:space="preserve">JSON: lux, temp, window %, threshold, distance (every second)</w:t>
             </w:r>
           </w:p>
         </w:tc>
@@ -3565,7 +3565,7 @@
                 <w:sz w:val="19"/>
                 <w:szCs w:val="19"/>
               </w:rPr>
-              <w:t xml:space="preserve">cloud_bridge</w:t>
+              <w:t xml:space="preserve">cloud_bridge, db_logger</w:t>
             </w:r>
           </w:p>
         </w:tc>
@@ -3695,7 +3695,7 @@
                 <w:sz w:val="19"/>
                 <w:szCs w:val="19"/>
               </w:rPr>
-              <w:t xml:space="preserve">cloud_bridge</w:t>
+              <w:t xml:space="preserve">cloud_bridge, db_logger</w:t>
             </w:r>
           </w:p>
         </w:tc>
@@ -3733,6 +3733,139 @@
                 <w:sz w:val="19"/>
                 <w:szCs w:val="19"/>
               </w:rPr>
+              <w:t xml:space="preserve">desk/seated</w:t>
+            </w:r>
+          </w:p>
+        </w:tc>
+        <w:tc>
+          <w:tcPr>
+            <w:tcW w:type="dxa" w:w="1750"/>
+            <w:tcBorders>
+              <w:top w:val="single" w:color="C9D3D9" w:sz="4"/>
+              <w:left w:val="single" w:color="C9D3D9" w:sz="4"/>
+              <w:bottom w:val="single" w:color="C9D3D9" w:sz="4"/>
+              <w:right w:val="single" w:color="C9D3D9" w:sz="4"/>
+            </w:tcBorders>
+            <w:shd w:fill="F5F8F6" w:color="auto" w:val="clear"/>
+            <w:tcMar>
+              <w:top w:type="dxa" w:w="70"/>
+              <w:left w:type="dxa" w:w="110"/>
+              <w:bottom w:type="dxa" w:w="70"/>
+              <w:right w:type="dxa" w:w="110"/>
+            </w:tcMar>
+            <w:vAlign w:val="center"/>
+          </w:tcPr>
+          <w:p>
+            <w:pPr>
+              <w:spacing w:after="0" w:line="252"/>
+            </w:pPr>
+            <w:r>
+              <w:rPr>
+                <w:rFonts w:ascii="Arial" w:cs="Arial" w:eastAsia="Arial" w:hAnsi="Arial"/>
+                <w:sz w:val="19"/>
+                <w:szCs w:val="19"/>
+              </w:rPr>
+              <w:t xml:space="preserve">desk_controller</w:t>
+            </w:r>
+          </w:p>
+        </w:tc>
+        <w:tc>
+          <w:tcPr>
+            <w:tcW w:type="dxa" w:w="3238"/>
+            <w:tcBorders>
+              <w:top w:val="single" w:color="C9D3D9" w:sz="4"/>
+              <w:left w:val="single" w:color="C9D3D9" w:sz="4"/>
+              <w:bottom w:val="single" w:color="C9D3D9" w:sz="4"/>
+              <w:right w:val="single" w:color="C9D3D9" w:sz="4"/>
+            </w:tcBorders>
+            <w:shd w:fill="F5F8F6" w:color="auto" w:val="clear"/>
+            <w:tcMar>
+              <w:top w:type="dxa" w:w="70"/>
+              <w:left w:type="dxa" w:w="110"/>
+              <w:bottom w:type="dxa" w:w="70"/>
+              <w:right w:type="dxa" w:w="110"/>
+            </w:tcMar>
+            <w:vAlign w:val="center"/>
+          </w:tcPr>
+          <w:p>
+            <w:pPr>
+              <w:spacing w:after="0" w:line="252"/>
+            </w:pPr>
+            <w:r>
+              <w:rPr>
+                <w:rFonts w:ascii="Arial" w:cs="Arial" w:eastAsia="Arial" w:hAnsi="Arial"/>
+                <w:sz w:val="19"/>
+                <w:szCs w:val="19"/>
+              </w:rPr>
+              <w:t xml:space="preserve">seated time in minutes</w:t>
+            </w:r>
+          </w:p>
+        </w:tc>
+        <w:tc>
+          <w:tcPr>
+            <w:tcW w:type="dxa" w:w="2300"/>
+            <w:tcBorders>
+              <w:top w:val="single" w:color="C9D3D9" w:sz="4"/>
+              <w:left w:val="single" w:color="C9D3D9" w:sz="4"/>
+              <w:bottom w:val="single" w:color="C9D3D9" w:sz="4"/>
+              <w:right w:val="single" w:color="C9D3D9" w:sz="4"/>
+            </w:tcBorders>
+            <w:shd w:fill="F5F8F6" w:color="auto" w:val="clear"/>
+            <w:tcMar>
+              <w:top w:type="dxa" w:w="70"/>
+              <w:left w:type="dxa" w:w="110"/>
+              <w:bottom w:type="dxa" w:w="70"/>
+              <w:right w:type="dxa" w:w="110"/>
+            </w:tcMar>
+            <w:vAlign w:val="center"/>
+          </w:tcPr>
+          <w:p>
+            <w:pPr>
+              <w:spacing w:after="0" w:line="252"/>
+            </w:pPr>
+            <w:r>
+              <w:rPr>
+                <w:rFonts w:ascii="Arial" w:cs="Arial" w:eastAsia="Arial" w:hAnsi="Arial"/>
+                <w:sz w:val="19"/>
+                <w:szCs w:val="19"/>
+              </w:rPr>
+              <w:t xml:space="preserve">cloud_bridge, db_logger</w:t>
+            </w:r>
+          </w:p>
+        </w:tc>
+      </w:tr>
+      <w:tr>
+        <w:trPr>
+          <w:cantSplit/>
+        </w:trPr>
+        <w:tc>
+          <w:tcPr>
+            <w:tcW w:type="dxa" w:w="2350"/>
+            <w:tcBorders>
+              <w:top w:val="single" w:color="C9D3D9" w:sz="4"/>
+              <w:left w:val="single" w:color="C9D3D9" w:sz="4"/>
+              <w:bottom w:val="single" w:color="C9D3D9" w:sz="4"/>
+              <w:right w:val="single" w:color="C9D3D9" w:sz="4"/>
+            </w:tcBorders>
+            <w:tcMar>
+              <w:top w:type="dxa" w:w="70"/>
+              <w:left w:type="dxa" w:w="110"/>
+              <w:bottom w:type="dxa" w:w="70"/>
+              <w:right w:type="dxa" w:w="110"/>
+            </w:tcMar>
+            <w:vAlign w:val="center"/>
+          </w:tcPr>
+          <w:p>
+            <w:pPr>
+              <w:spacing w:after="0" w:line="252"/>
+            </w:pPr>
+            <w:r>
+              <w:rPr>
+                <w:rFonts w:ascii="Consolas" w:cs="Consolas" w:eastAsia="Consolas" w:hAnsi="Consolas"/>
+                <w:color w:val="2B4C7E"/>
+                <w:sz w:val="19"/>
+                <w:szCs w:val="19"/>
+              </w:rPr>
               <w:t xml:space="preserve">desk/alert</w:t>
             </w:r>
           </w:p>
@@ -3746,7 +3879,6 @@
               <w:bottom w:val="single" w:color="C9D3D9" w:sz="4"/>
               <w:right w:val="single" w:color="C9D3D9" w:sz="4"/>
             </w:tcBorders>
-            <w:shd w:fill="F5F8F6" w:color="auto" w:val="clear"/>
             <w:tcMar>
               <w:top w:type="dxa" w:w="70"/>
               <w:left w:type="dxa" w:w="110"/>
@@ -3778,7 +3910,6 @@
               <w:bottom w:val="single" w:color="C9D3D9" w:sz="4"/>
               <w:right w:val="single" w:color="C9D3D9" w:sz="4"/>
             </w:tcBorders>
-            <w:shd w:fill="F5F8F6" w:color="auto" w:val="clear"/>
             <w:tcMar>
               <w:top w:type="dxa" w:w="70"/>
               <w:left w:type="dxa" w:w="110"/>
@@ -3810,26 +3941,25 @@
               <w:bottom w:val="single" w:color="C9D3D9" w:sz="4"/>
               <w:right w:val="single" w:color="C9D3D9" w:sz="4"/>
             </w:tcBorders>
-            <w:shd w:fill="F5F8F6" w:color="auto" w:val="clear"/>
-            <w:tcMar>
-              <w:top w:type="dxa" w:w="70"/>
-              <w:left w:type="dxa" w:w="110"/>
-              <w:bottom w:type="dxa" w:w="70"/>
-              <w:right w:type="dxa" w:w="110"/>
-            </w:tcMar>
-            <w:vAlign w:val="center"/>
-          </w:tcPr>
-          <w:p>
-            <w:pPr>
-              <w:spacing w:after="0" w:line="252"/>
-            </w:pPr>
-            <w:r>
-              <w:rPr>
-                <w:rFonts w:ascii="Arial" w:cs="Arial" w:eastAsia="Arial" w:hAnsi="Arial"/>
-                <w:sz w:val="19"/>
-                <w:szCs w:val="19"/>
-              </w:rPr>
-              <w:t xml:space="preserve">cloud_bridge → ntfy</w:t>
+            <w:tcMar>
+              <w:top w:type="dxa" w:w="70"/>
+              <w:left w:type="dxa" w:w="110"/>
+              <w:bottom w:type="dxa" w:w="70"/>
+              <w:right w:type="dxa" w:w="110"/>
+            </w:tcMar>
+            <w:vAlign w:val="center"/>
+          </w:tcPr>
+          <w:p>
+            <w:pPr>
+              <w:spacing w:after="0" w:line="252"/>
+            </w:pPr>
+            <w:r>
+              <w:rPr>
+                <w:rFonts w:ascii="Arial" w:cs="Arial" w:eastAsia="Arial" w:hAnsi="Arial"/>
+                <w:sz w:val="19"/>
+                <w:szCs w:val="19"/>
+              </w:rPr>
+              <w:t xml:space="preserve">cloud_bridge → ntfy, db_logger</w:t>
             </w:r>
           </w:p>
         </w:tc>
@@ -7337,7 +7467,7 @@
                 <w:sz w:val="19"/>
                 <w:szCs w:val="19"/>
               </w:rPr>
-              <w:t xml:space="preserve">SPI SCLK / MOSI / MISO</w:t>
+              <w:t xml:space="preserve">SPI0 SCLK / MOSI / MISO (MCP3008)</w:t>
             </w:r>
           </w:p>
         </w:tc>
@@ -7401,7 +7531,7 @@
                 <w:sz w:val="19"/>
                 <w:szCs w:val="19"/>
               </w:rPr>
-              <w:t xml:space="preserve">Shared by MCP3008 and OLED</w:t>
+              <w:t xml:space="preserve">MCP3008 only</w:t>
             </w:r>
           </w:p>
         </w:tc>
@@ -7536,7 +7666,7 @@
                 <w:sz w:val="19"/>
                 <w:szCs w:val="19"/>
               </w:rPr>
-              <w:t xml:space="preserve">OLED CS / DC / RST</w:t>
+              <w:t xml:space="preserve">SPI1 SCLK / MOSI (OLED pins “SCL” / “SDA”)</w:t>
             </w:r>
           </w:p>
         </w:tc>
@@ -7568,7 +7698,7 @@
                 <w:sz w:val="19"/>
                 <w:szCs w:val="19"/>
               </w:rPr>
-              <w:t xml:space="preserve">5 / 6 / 4</w:t>
+              <w:t xml:space="preserve">21 / 20</w:t>
             </w:r>
           </w:p>
         </w:tc>
@@ -7600,7 +7730,7 @@
                 <w:sz w:val="19"/>
                 <w:szCs w:val="19"/>
               </w:rPr>
-              <w:t xml:space="preserve">Check if the module has a CS pin</w:t>
+              <w:t xml:space="preserve">OLED has no CS pin, so it gets its own bus (dtoverlay=spi1-1cs)</w:t>
             </w:r>
           </w:p>
         </w:tc>
@@ -7636,7 +7766,7 @@
                 <w:sz w:val="19"/>
                 <w:szCs w:val="19"/>
               </w:rPr>
-              <w:t xml:space="preserve">Desk lamp LEDs (PWM)</w:t>
+              <w:t xml:space="preserve">OLED DC / RES</w:t>
             </w:r>
           </w:p>
         </w:tc>
@@ -7667,7 +7797,7 @@
                 <w:sz w:val="19"/>
                 <w:szCs w:val="19"/>
               </w:rPr>
-              <w:t xml:space="preserve">12</w:t>
+              <w:t xml:space="preserve">6 / 4</w:t>
             </w:r>
           </w:p>
         </w:tc>
@@ -7698,7 +7828,7 @@
                 <w:sz w:val="19"/>
                 <w:szCs w:val="19"/>
               </w:rPr>
-              <w:t xml:space="preserve">Hardware PWM channel</w:t>
+              <w:t xml:space="preserve">Plain digital outputs</w:t>
             </w:r>
           </w:p>
         </w:tc>
@@ -7735,7 +7865,7 @@
                 <w:sz w:val="19"/>
                 <w:szCs w:val="19"/>
               </w:rPr>
-              <w:t xml:space="preserve">RGB LED R / G / B</w:t>
+              <w:t xml:space="preserve">Desk lamp LEDs (PWM)</w:t>
             </w:r>
           </w:p>
         </w:tc>
@@ -7767,7 +7897,7 @@
                 <w:sz w:val="19"/>
                 <w:szCs w:val="19"/>
               </w:rPr>
-              <w:t xml:space="preserve">13 / 19 / 26</w:t>
+              <w:t xml:space="preserve">12</w:t>
             </w:r>
           </w:p>
         </w:tc>
@@ -7799,7 +7929,7 @@
                 <w:sz w:val="19"/>
                 <w:szCs w:val="19"/>
               </w:rPr>
-              <w:t xml:space="preserve">Plain digital outputs</w:t>
+              <w:t xml:space="preserve">Hardware PWM (dtoverlay=pwm,pin=12,func=4)</w:t>
             </w:r>
           </w:p>
         </w:tc>
@@ -7835,7 +7965,7 @@
                 <w:sz w:val="19"/>
                 <w:szCs w:val="19"/>
               </w:rPr>
-              <w:t xml:space="preserve">Stepper IN1 – IN4</w:t>
+              <w:t xml:space="preserve">RGB LED R / G / B</w:t>
             </w:r>
           </w:p>
         </w:tc>
@@ -7866,7 +7996,7 @@
                 <w:sz w:val="19"/>
                 <w:szCs w:val="19"/>
               </w:rPr>
-              <w:t xml:space="preserve">17 / 27 / 22 / 23</w:t>
+              <w:t xml:space="preserve">13 / 5 / 26</w:t>
             </w:r>
           </w:p>
         </w:tc>
@@ -7897,7 +8027,7 @@
                 <w:sz w:val="19"/>
                 <w:szCs w:val="19"/>
               </w:rPr>
-              <w:t xml:space="preserve">Via ULN2003 driver, 5 V supply</w:t>
+              <w:t xml:space="preserve">Plain digital outputs</w:t>
             </w:r>
           </w:p>
         </w:tc>
@@ -7934,7 +8064,7 @@
                 <w:sz w:val="19"/>
                 <w:szCs w:val="19"/>
               </w:rPr>
-              <w:t xml:space="preserve">Ultrasonic TRIG / ECHO</w:t>
+              <w:t xml:space="preserve">Stepper IN1 – IN4</w:t>
             </w:r>
           </w:p>
         </w:tc>
@@ -7966,7 +8096,7 @@
                 <w:sz w:val="19"/>
                 <w:szCs w:val="19"/>
               </w:rPr>
-              <w:t xml:space="preserve">20 / 21</w:t>
+              <w:t xml:space="preserve">17 / 27 / 22 / 23</w:t>
             </w:r>
           </w:p>
         </w:tc>
@@ -7998,7 +8128,7 @@
                 <w:sz w:val="19"/>
                 <w:szCs w:val="19"/>
               </w:rPr>
-              <w:t xml:space="preserve">Voltage divider on ECHO (5 V → 3.3 V)</w:t>
+              <w:t xml:space="preserve">Via ULN2003 driver, 5 V supply</w:t>
             </w:r>
           </w:p>
         </w:tc>
@@ -8034,7 +8164,7 @@
                 <w:sz w:val="19"/>
                 <w:szCs w:val="19"/>
               </w:rPr>
-              <w:t xml:space="preserve">Fan relay IN</w:t>
+              <w:t xml:space="preserve">Ultrasonic TRIG / ECHO</w:t>
             </w:r>
           </w:p>
         </w:tc>
@@ -8065,7 +8195,7 @@
                 <w:sz w:val="19"/>
                 <w:szCs w:val="19"/>
               </w:rPr>
-              <w:t xml:space="preserve">16</w:t>
+              <w:t xml:space="preserve">14 / 15</w:t>
             </w:r>
           </w:p>
         </w:tc>
@@ -8096,7 +8226,7 @@
                 <w:sz w:val="19"/>
                 <w:szCs w:val="19"/>
               </w:rPr>
-              <w:t xml:space="preserve">Active low</w:t>
+              <w:t xml:space="preserve">Voltage divider on ECHO (5 V → 3.3 V); UART pins, so the serial port is off</w:t>
             </w:r>
           </w:p>
         </w:tc>
@@ -8133,7 +8263,7 @@
                 <w:sz w:val="19"/>
                 <w:szCs w:val="19"/>
               </w:rPr>
-              <w:t xml:space="preserve">Fan button</w:t>
+              <w:t xml:space="preserve">Fan relay IN</w:t>
             </w:r>
           </w:p>
         </w:tc>
@@ -8165,7 +8295,7 @@
                 <w:sz w:val="19"/>
                 <w:szCs w:val="19"/>
               </w:rPr>
-              <w:t xml:space="preserve">25</w:t>
+              <w:t xml:space="preserve">16</w:t>
             </w:r>
           </w:p>
         </w:tc>
@@ -8197,7 +8327,7 @@
                 <w:sz w:val="19"/>
                 <w:szCs w:val="19"/>
               </w:rPr>
-              <w:t xml:space="preserve">Internal pull-up</w:t>
+              <w:t xml:space="preserve">Active low</w:t>
             </w:r>
           </w:p>
         </w:tc>
@@ -8233,7 +8363,7 @@
                 <w:sz w:val="19"/>
                 <w:szCs w:val="19"/>
               </w:rPr>
-              <w:t xml:space="preserve">Spare</w:t>
+              <w:t xml:space="preserve">Fan button</w:t>
             </w:r>
           </w:p>
         </w:tc>
@@ -8264,7 +8394,7 @@
                 <w:sz w:val="19"/>
                 <w:szCs w:val="19"/>
               </w:rPr>
-              <w:t xml:space="preserve">14, 15, 18</w:t>
+              <w:t xml:space="preserve">25</w:t>
             </w:r>
           </w:p>
         </w:tc>
@@ -8295,7 +8425,108 @@
                 <w:sz w:val="19"/>
                 <w:szCs w:val="19"/>
               </w:rPr>
-              <w:t xml:space="preserve">–</w:t>
+              <w:t xml:space="preserve">Internal pull-up</w:t>
+            </w:r>
+          </w:p>
+        </w:tc>
+      </w:tr>
+      <w:tr>
+        <w:trPr>
+          <w:cantSplit/>
+        </w:trPr>
+        <w:tc>
+          <w:tcPr>
+            <w:tcW w:type="dxa" w:w="3600"/>
+            <w:tcBorders>
+              <w:top w:val="single" w:color="C9D3D9" w:sz="4"/>
+              <w:left w:val="single" w:color="C9D3D9" w:sz="4"/>
+              <w:bottom w:val="single" w:color="C9D3D9" w:sz="4"/>
+              <w:right w:val="single" w:color="C9D3D9" w:sz="4"/>
+            </w:tcBorders>
+            <w:shd w:fill="F5F8F6" w:color="auto" w:val="clear"/>
+            <w:tcMar>
+              <w:top w:type="dxa" w:w="70"/>
+              <w:left w:type="dxa" w:w="110"/>
+              <w:bottom w:type="dxa" w:w="70"/>
+              <w:right w:type="dxa" w:w="110"/>
+            </w:tcMar>
+            <w:vAlign w:val="center"/>
+          </w:tcPr>
+          <w:p>
+            <w:pPr>
+              <w:spacing w:after="0" w:line="252"/>
+            </w:pPr>
+            <w:r>
+              <w:rPr>
+                <w:rFonts w:ascii="Arial" w:cs="Arial" w:eastAsia="Arial" w:hAnsi="Arial"/>
+                <w:sz w:val="19"/>
+                <w:szCs w:val="19"/>
+              </w:rPr>
+              <w:t xml:space="preserve">Not used</w:t>
+            </w:r>
+          </w:p>
+        </w:tc>
+        <w:tc>
+          <w:tcPr>
+            <w:tcW w:type="dxa" w:w="2400"/>
+            <w:tcBorders>
+              <w:top w:val="single" w:color="C9D3D9" w:sz="4"/>
+              <w:left w:val="single" w:color="C9D3D9" w:sz="4"/>
+              <w:bottom w:val="single" w:color="C9D3D9" w:sz="4"/>
+              <w:right w:val="single" w:color="C9D3D9" w:sz="4"/>
+            </w:tcBorders>
+            <w:shd w:fill="F5F8F6" w:color="auto" w:val="clear"/>
+            <w:tcMar>
+              <w:top w:type="dxa" w:w="70"/>
+              <w:left w:type="dxa" w:w="110"/>
+              <w:bottom w:type="dxa" w:w="70"/>
+              <w:right w:type="dxa" w:w="110"/>
+            </w:tcMar>
+            <w:vAlign w:val="center"/>
+          </w:tcPr>
+          <w:p>
+            <w:pPr>
+              <w:spacing w:after="0" w:line="252"/>
+            </w:pPr>
+            <w:r>
+              <w:rPr>
+                <w:rFonts w:ascii="Arial" w:cs="Arial" w:eastAsia="Arial" w:hAnsi="Arial"/>
+                <w:sz w:val="19"/>
+                <w:szCs w:val="19"/>
+              </w:rPr>
+              <w:t xml:space="preserve">7, 8, 18, 19</w:t>
+            </w:r>
+          </w:p>
+        </w:tc>
+        <w:tc>
+          <w:tcPr>
+            <w:tcW w:type="dxa" w:w="3638"/>
+            <w:tcBorders>
+              <w:top w:val="single" w:color="C9D3D9" w:sz="4"/>
+              <w:left w:val="single" w:color="C9D3D9" w:sz="4"/>
+              <w:bottom w:val="single" w:color="C9D3D9" w:sz="4"/>
+              <w:right w:val="single" w:color="C9D3D9" w:sz="4"/>
+            </w:tcBorders>
+            <w:shd w:fill="F5F8F6" w:color="auto" w:val="clear"/>
+            <w:tcMar>
+              <w:top w:type="dxa" w:w="70"/>
+              <w:left w:type="dxa" w:w="110"/>
+              <w:bottom w:type="dxa" w:w="70"/>
+              <w:right w:type="dxa" w:w="110"/>
+            </w:tcMar>
+            <w:vAlign w:val="center"/>
+          </w:tcPr>
+          <w:p>
+            <w:pPr>
+              <w:spacing w:after="0" w:line="252"/>
+            </w:pPr>
+            <w:r>
+              <w:rPr>
+                <w:rFonts w:ascii="Arial" w:cs="Arial" w:eastAsia="Arial" w:hAnsi="Arial"/>
+                <w:sz w:val="19"/>
+                <w:szCs w:val="19"/>
+              </w:rPr>
+              <w:t xml:space="preserve">Claimed by SPI0 (7, 8) and SPI1 (18, 19)</w:t>
             </w:r>
           </w:p>
         </w:tc>
@@ -8314,7 +8545,7 @@
         <w:rPr>
           <w:rFonts w:ascii="Arial" w:cs="Arial" w:eastAsia="Arial" w:hAnsi="Arial"/>
         </w:rPr>
-        <w:t xml:space="preserve">GPIO 7 and 8 are not used, because they are the hardware SPI chip-select lines.</w:t>
+        <w:t xml:space="preserve">Our OLED module has no CS pin, so it would react to every transfer for the MCP3008 on SPI0. It therefore runs on the second SPI bus (SPI1). Because SPI1 uses GPIO 18–21, the green LED of the RGB LED moved to GPIO5 and the ultrasonic sensor to GPIO14/15.</w:t>
       </w:r>
     </w:p>
     <w:p>
@@ -8791,6 +9022,54 @@
           <w:rFonts w:ascii="Arial" w:cs="Arial" w:eastAsia="Arial" w:hAnsi="Arial"/>
         </w:rPr>
         <w:t xml:space="preserve"> the 5 V version returns a 5 V ECHO signal. A voltage divider (1 kΩ / 2 kΩ, or 2 × 1 kΩ) protects the 3.3 V GPIO.</w:t>
+      </w:r>
+    </w:p>
+    <w:p>
+      <w:pPr>
+        <w:pStyle w:val="ListParagraph"/>
+        <w:numPr>
+          <w:ilvl w:val="0"/>
+          <w:numId w:val="2"/>
+        </w:numPr>
+        <w:spacing w:after="60" w:line="264"/>
+      </w:pPr>
+      <w:r>
+        <w:rPr>
+          <w:rFonts w:ascii="Arial" w:cs="Arial" w:eastAsia="Arial" w:hAnsi="Arial"/>
+          <w:b/>
+          <w:bCs/>
+        </w:rPr>
+        <w:t xml:space="preserve">Serial port:</w:t>
+      </w:r>
+      <w:r>
+        <w:rPr>
+          <w:rFonts w:ascii="Arial" w:cs="Arial" w:eastAsia="Arial" w:hAnsi="Arial"/>
+        </w:rPr>
+        <w:t xml:space="preserve"> GPIO14/15 are the UART pins. The serial port and the serial login console are switched off (scripts/setup_pi.sh, checked by check_setup.py), otherwise the ultrasonic sensor cannot use them.</w:t>
+      </w:r>
+    </w:p>
+    <w:p>
+      <w:pPr>
+        <w:pStyle w:val="ListParagraph"/>
+        <w:numPr>
+          <w:ilvl w:val="0"/>
+          <w:numId w:val="2"/>
+        </w:numPr>
+        <w:spacing w:after="60" w:line="264"/>
+      </w:pPr>
+      <w:r>
+        <w:rPr>
+          <w:rFonts w:ascii="Arial" w:cs="Arial" w:eastAsia="Arial" w:hAnsi="Arial"/>
+          <w:b/>
+          <w:bCs/>
+        </w:rPr>
+        <w:t xml:space="preserve">OLED:</w:t>
+      </w:r>
+      <w:r>
+        <w:rPr>
+          <w:rFonts w:ascii="Arial" w:cs="Arial" w:eastAsia="Arial" w:hAnsi="Arial"/>
+        </w:rPr>
+        <w:t xml:space="preserve"> the module pins are labelled SCL and SDA, but they are SPI clock and data. They go to GPIO21 and GPIO20 (pins 40 and 38), not to the I²C pins.</w:t>
       </w:r>
     </w:p>
     <w:p>
@@ -9259,7 +9538,7 @@
                 <w:sz w:val="19"/>
                 <w:szCs w:val="19"/>
               </w:rPr>
-              <w:t xml:space="preserve">Reads all sensors, runs the rules, drives actuators and OLED, logs to MariaDB, publishes desk/*</w:t>
+              <w:t xml:space="preserve">Reads all sensors, runs the rules, drives actuators and OLED, publishes desk/*</w:t>
             </w:r>
           </w:p>
         </w:tc>
@@ -9290,7 +9569,7 @@
                 <w:sz w:val="19"/>
                 <w:szCs w:val="19"/>
               </w:rPr>
-              <w:t xml:space="preserve">gpiozero / lgpio, adafruit-circuitpython-bh1750, -bmp280, -mcp3xxx, -ssd1306, paho-mqtt, mariadb</w:t>
+              <w:t xml:space="preserve">Adafruit Blinka (lgpio), adafruit-circuitpython-bh1750, -bmp280, -mcp3xxx, -ssd1306, paho-mqtt</w:t>
             </w:r>
           </w:p>
         </w:tc>
@@ -9555,6 +9834,270 @@
                 <w:szCs w:val="19"/>
               </w:rPr>
               <w:t xml:space="preserve">paho-mqtt, requests</w:t>
+            </w:r>
+          </w:p>
+        </w:tc>
+      </w:tr>
+      <w:tr>
+        <w:trPr>
+          <w:cantSplit/>
+        </w:trPr>
+        <w:tc>
+          <w:tcPr>
+            <w:tcW w:type="dxa" w:w="2000"/>
+            <w:tcBorders>
+              <w:top w:val="single" w:color="C9D3D9" w:sz="4"/>
+              <w:left w:val="single" w:color="C9D3D9" w:sz="4"/>
+              <w:bottom w:val="single" w:color="C9D3D9" w:sz="4"/>
+              <w:right w:val="single" w:color="C9D3D9" w:sz="4"/>
+            </w:tcBorders>
+            <w:shd w:fill="F5F8F6" w:color="auto" w:val="clear"/>
+            <w:tcMar>
+              <w:top w:type="dxa" w:w="70"/>
+              <w:left w:type="dxa" w:w="110"/>
+              <w:bottom w:type="dxa" w:w="70"/>
+              <w:right w:type="dxa" w:w="110"/>
+            </w:tcMar>
+            <w:vAlign w:val="center"/>
+          </w:tcPr>
+          <w:p>
+            <w:pPr>
+              <w:spacing w:after="0" w:line="252"/>
+            </w:pPr>
+            <w:r>
+              <w:rPr>
+                <w:rFonts w:ascii="Consolas" w:cs="Consolas" w:eastAsia="Consolas" w:hAnsi="Consolas"/>
+                <w:color w:val="2B4C7E"/>
+                <w:sz w:val="19"/>
+                <w:szCs w:val="19"/>
+              </w:rPr>
+              <w:t xml:space="preserve">db_logger.py</w:t>
+            </w:r>
+          </w:p>
+        </w:tc>
+        <w:tc>
+          <w:tcPr>
+            <w:tcW w:type="dxa" w:w="1100"/>
+            <w:tcBorders>
+              <w:top w:val="single" w:color="C9D3D9" w:sz="4"/>
+              <w:left w:val="single" w:color="C9D3D9" w:sz="4"/>
+              <w:bottom w:val="single" w:color="C9D3D9" w:sz="4"/>
+              <w:right w:val="single" w:color="C9D3D9" w:sz="4"/>
+            </w:tcBorders>
+            <w:shd w:fill="F5F8F6" w:color="auto" w:val="clear"/>
+            <w:tcMar>
+              <w:top w:type="dxa" w:w="70"/>
+              <w:left w:type="dxa" w:w="110"/>
+              <w:bottom w:type="dxa" w:w="70"/>
+              <w:right w:type="dxa" w:w="110"/>
+            </w:tcMar>
+            <w:vAlign w:val="center"/>
+          </w:tcPr>
+          <w:p>
+            <w:pPr>
+              <w:spacing w:after="0" w:line="252"/>
+            </w:pPr>
+            <w:r>
+              <w:rPr>
+                <w:rFonts w:ascii="Arial" w:cs="Arial" w:eastAsia="Arial" w:hAnsi="Arial"/>
+                <w:sz w:val="19"/>
+                <w:szCs w:val="19"/>
+              </w:rPr>
+              <w:t xml:space="preserve">Pi 5</w:t>
+            </w:r>
+          </w:p>
+        </w:tc>
+        <w:tc>
+          <w:tcPr>
+            <w:tcW w:type="dxa" w:w="3538"/>
+            <w:tcBorders>
+              <w:top w:val="single" w:color="C9D3D9" w:sz="4"/>
+              <w:left w:val="single" w:color="C9D3D9" w:sz="4"/>
+              <w:bottom w:val="single" w:color="C9D3D9" w:sz="4"/>
+              <w:right w:val="single" w:color="C9D3D9" w:sz="4"/>
+            </w:tcBorders>
+            <w:shd w:fill="F5F8F6" w:color="auto" w:val="clear"/>
+            <w:tcMar>
+              <w:top w:type="dxa" w:w="70"/>
+              <w:left w:type="dxa" w:w="110"/>
+              <w:bottom w:type="dxa" w:w="70"/>
+              <w:right w:type="dxa" w:w="110"/>
+            </w:tcMar>
+            <w:vAlign w:val="center"/>
+          </w:tcPr>
+          <w:p>
+            <w:pPr>
+              <w:spacing w:after="0" w:line="252"/>
+            </w:pPr>
+            <w:r>
+              <w:rPr>
+                <w:rFonts w:ascii="Arial" w:cs="Arial" w:eastAsia="Arial" w:hAnsi="Arial"/>
+                <w:sz w:val="19"/>
+                <w:szCs w:val="19"/>
+              </w:rPr>
+              <w:t xml:space="preserve">Subscribes to desk/#, stores a snapshot every 10 s, every posture change and every alert in MariaDB</w:t>
+            </w:r>
+          </w:p>
+        </w:tc>
+        <w:tc>
+          <w:tcPr>
+            <w:tcW w:type="dxa" w:w="3000"/>
+            <w:tcBorders>
+              <w:top w:val="single" w:color="C9D3D9" w:sz="4"/>
+              <w:left w:val="single" w:color="C9D3D9" w:sz="4"/>
+              <w:bottom w:val="single" w:color="C9D3D9" w:sz="4"/>
+              <w:right w:val="single" w:color="C9D3D9" w:sz="4"/>
+            </w:tcBorders>
+            <w:shd w:fill="F5F8F6" w:color="auto" w:val="clear"/>
+            <w:tcMar>
+              <w:top w:type="dxa" w:w="70"/>
+              <w:left w:type="dxa" w:w="110"/>
+              <w:bottom w:type="dxa" w:w="70"/>
+              <w:right w:type="dxa" w:w="110"/>
+            </w:tcMar>
+            <w:vAlign w:val="center"/>
+          </w:tcPr>
+          <w:p>
+            <w:pPr>
+              <w:spacing w:after="0" w:line="252"/>
+            </w:pPr>
+            <w:r>
+              <w:rPr>
+                <w:rFonts w:ascii="Arial" w:cs="Arial" w:eastAsia="Arial" w:hAnsi="Arial"/>
+                <w:sz w:val="19"/>
+                <w:szCs w:val="19"/>
+              </w:rPr>
+              <w:t xml:space="preserve">paho-mqtt, mariadb</w:t>
+            </w:r>
+          </w:p>
+        </w:tc>
+      </w:tr>
+      <w:tr>
+        <w:trPr>
+          <w:cantSplit/>
+        </w:trPr>
+        <w:tc>
+          <w:tcPr>
+            <w:tcW w:type="dxa" w:w="2000"/>
+            <w:tcBorders>
+              <w:top w:val="single" w:color="C9D3D9" w:sz="4"/>
+              <w:left w:val="single" w:color="C9D3D9" w:sz="4"/>
+              <w:bottom w:val="single" w:color="C9D3D9" w:sz="4"/>
+              <w:right w:val="single" w:color="C9D3D9" w:sz="4"/>
+            </w:tcBorders>
+            <w:tcMar>
+              <w:top w:type="dxa" w:w="70"/>
+              <w:left w:type="dxa" w:w="110"/>
+              <w:bottom w:type="dxa" w:w="70"/>
+              <w:right w:type="dxa" w:w="110"/>
+            </w:tcMar>
+            <w:vAlign w:val="center"/>
+          </w:tcPr>
+          <w:p>
+            <w:pPr>
+              <w:spacing w:after="0" w:line="252"/>
+            </w:pPr>
+            <w:r>
+              <w:rPr>
+                <w:rFonts w:ascii="Consolas" w:cs="Consolas" w:eastAsia="Consolas" w:hAnsi="Consolas"/>
+                <w:color w:val="2B4C7E"/>
+                <w:sz w:val="19"/>
+                <w:szCs w:val="19"/>
+              </w:rPr>
+              <w:t xml:space="preserve">db_report.py</w:t>
+            </w:r>
+          </w:p>
+        </w:tc>
+        <w:tc>
+          <w:tcPr>
+            <w:tcW w:type="dxa" w:w="1100"/>
+            <w:tcBorders>
+              <w:top w:val="single" w:color="C9D3D9" w:sz="4"/>
+              <w:left w:val="single" w:color="C9D3D9" w:sz="4"/>
+              <w:bottom w:val="single" w:color="C9D3D9" w:sz="4"/>
+              <w:right w:val="single" w:color="C9D3D9" w:sz="4"/>
+            </w:tcBorders>
+            <w:tcMar>
+              <w:top w:type="dxa" w:w="70"/>
+              <w:left w:type="dxa" w:w="110"/>
+              <w:bottom w:type="dxa" w:w="70"/>
+              <w:right w:type="dxa" w:w="110"/>
+            </w:tcMar>
+            <w:vAlign w:val="center"/>
+          </w:tcPr>
+          <w:p>
+            <w:pPr>
+              <w:spacing w:after="0" w:line="252"/>
+            </w:pPr>
+            <w:r>
+              <w:rPr>
+                <w:rFonts w:ascii="Arial" w:cs="Arial" w:eastAsia="Arial" w:hAnsi="Arial"/>
+                <w:sz w:val="19"/>
+                <w:szCs w:val="19"/>
+              </w:rPr>
+              <w:t xml:space="preserve">Pi 5</w:t>
+            </w:r>
+          </w:p>
+        </w:tc>
+        <w:tc>
+          <w:tcPr>
+            <w:tcW w:type="dxa" w:w="3538"/>
+            <w:tcBorders>
+              <w:top w:val="single" w:color="C9D3D9" w:sz="4"/>
+              <w:left w:val="single" w:color="C9D3D9" w:sz="4"/>
+              <w:bottom w:val="single" w:color="C9D3D9" w:sz="4"/>
+              <w:right w:val="single" w:color="C9D3D9" w:sz="4"/>
+            </w:tcBorders>
+            <w:tcMar>
+              <w:top w:type="dxa" w:w="70"/>
+              <w:left w:type="dxa" w:w="110"/>
+              <w:bottom w:type="dxa" w:w="70"/>
+              <w:right w:type="dxa" w:w="110"/>
+            </w:tcMar>
+            <w:vAlign w:val="center"/>
+          </w:tcPr>
+          <w:p>
+            <w:pPr>
+              <w:spacing w:after="0" w:line="252"/>
+            </w:pPr>
+            <w:r>
+              <w:rPr>
+                <w:rFonts w:ascii="Arial" w:cs="Arial" w:eastAsia="Arial" w:hAnsi="Arial"/>
+                <w:sz w:val="19"/>
+                <w:szCs w:val="19"/>
+              </w:rPr>
+              <w:t xml:space="preserve">Reads the database: work habits per day (seated time, share of good posture, climate) and a chart</w:t>
+            </w:r>
+          </w:p>
+        </w:tc>
+        <w:tc>
+          <w:tcPr>
+            <w:tcW w:type="dxa" w:w="3000"/>
+            <w:tcBorders>
+              <w:top w:val="single" w:color="C9D3D9" w:sz="4"/>
+              <w:left w:val="single" w:color="C9D3D9" w:sz="4"/>
+              <w:bottom w:val="single" w:color="C9D3D9" w:sz="4"/>
+              <w:right w:val="single" w:color="C9D3D9" w:sz="4"/>
+            </w:tcBorders>
+            <w:tcMar>
+              <w:top w:type="dxa" w:w="70"/>
+              <w:left w:type="dxa" w:w="110"/>
+              <w:bottom w:type="dxa" w:w="70"/>
+              <w:right w:type="dxa" w:w="110"/>
+            </w:tcMar>
+            <w:vAlign w:val="center"/>
+          </w:tcPr>
+          <w:p>
+            <w:pPr>
+              <w:spacing w:after="0" w:line="252"/>
+            </w:pPr>
+            <w:r>
+              <w:rPr>
+                <w:rFonts w:ascii="Arial" w:cs="Arial" w:eastAsia="Arial" w:hAnsi="Arial"/>
+                <w:sz w:val="19"/>
+                <w:szCs w:val="19"/>
+              </w:rPr>
+              <w:t xml:space="preserve">mariadb, matplotlib</w:t>
             </w:r>
           </w:p>
         </w:tc>
@@ -10538,7 +11081,7 @@
         <w:rPr>
           <w:rFonts w:ascii="Arial" w:cs="Arial" w:eastAsia="Arial" w:hAnsi="Arial"/>
         </w:rPr>
-        <w:t xml:space="preserve">7.4 Privacy</w:t>
+        <w:t xml:space="preserve">7.4 Database (MariaDB)</w:t>
       </w:r>
     </w:p>
     <w:p>
@@ -10549,7 +11092,448 @@
         <w:rPr>
           <w:rFonts w:ascii="Arial" w:cs="Arial" w:eastAsia="Arial" w:hAnsi="Arial"/>
         </w:rPr>
-        <w:t xml:space="preserve">The webcam stream is analysed only in memory on the Pi. No images or videos are stored or sent. Only the posture result (good/bad + angle) is logged.</w:t>
+        <w:t xml:space="preserve">db_logger.py listens to all desk/* topics and stores them in the MariaDB database smartdesk on the Pi (course lesson 8a). Because it only listens to MQTT, it works the same with the real desk and with the desk simulator that is used for testing.</w:t>
+      </w:r>
+    </w:p>
+    <w:tbl>
+      <w:tblPr>
+        <w:tblW w:type="dxa" w:w="9638"/>
+        <w:tblBorders>
+          <w:top w:val="single" w:color="auto" w:sz="4"/>
+          <w:left w:val="single" w:color="auto" w:sz="4"/>
+          <w:bottom w:val="single" w:color="auto" w:sz="4"/>
+          <w:right w:val="single" w:color="auto" w:sz="4"/>
+          <w:insideH w:val="single" w:color="auto" w:sz="4"/>
+          <w:insideV w:val="single" w:color="auto" w:sz="4"/>
+        </w:tblBorders>
+      </w:tblPr>
+      <w:tblGrid>
+        <w:gridCol w:w="1800"/>
+        <w:gridCol w:w="2200"/>
+        <w:gridCol w:w="5638"/>
+      </w:tblGrid>
+      <w:tr>
+        <w:trPr>
+          <w:tblHeader/>
+        </w:trPr>
+        <w:tc>
+          <w:tcPr>
+            <w:tcW w:type="dxa" w:w="1800"/>
+            <w:tcBorders>
+              <w:top w:val="single" w:color="C9D3D9" w:sz="4"/>
+              <w:left w:val="single" w:color="C9D3D9" w:sz="4"/>
+              <w:bottom w:val="single" w:color="C9D3D9" w:sz="4"/>
+              <w:right w:val="single" w:color="C9D3D9" w:sz="4"/>
+            </w:tcBorders>
+            <w:shd w:fill="2E7D5B" w:color="auto" w:val="clear"/>
+            <w:tcMar>
+              <w:top w:type="dxa" w:w="70"/>
+              <w:left w:type="dxa" w:w="110"/>
+              <w:bottom w:type="dxa" w:w="70"/>
+              <w:right w:type="dxa" w:w="110"/>
+            </w:tcMar>
+            <w:vAlign w:val="center"/>
+          </w:tcPr>
+          <w:p>
+            <w:pPr>
+              <w:spacing w:after="0" w:line="252"/>
+            </w:pPr>
+            <w:r>
+              <w:rPr>
+                <w:rFonts w:ascii="Arial" w:cs="Arial" w:eastAsia="Arial" w:hAnsi="Arial"/>
+                <w:b/>
+                <w:bCs/>
+                <w:color w:val="FFFFFF"/>
+                <w:sz w:val="19"/>
+                <w:szCs w:val="19"/>
+              </w:rPr>
+              <w:t xml:space="preserve">Table</w:t>
+            </w:r>
+          </w:p>
+        </w:tc>
+        <w:tc>
+          <w:tcPr>
+            <w:tcW w:type="dxa" w:w="2200"/>
+            <w:tcBorders>
+              <w:top w:val="single" w:color="C9D3D9" w:sz="4"/>
+              <w:left w:val="single" w:color="C9D3D9" w:sz="4"/>
+              <w:bottom w:val="single" w:color="C9D3D9" w:sz="4"/>
+              <w:right w:val="single" w:color="C9D3D9" w:sz="4"/>
+            </w:tcBorders>
+            <w:shd w:fill="2E7D5B" w:color="auto" w:val="clear"/>
+            <w:tcMar>
+              <w:top w:type="dxa" w:w="70"/>
+              <w:left w:type="dxa" w:w="110"/>
+              <w:bottom w:type="dxa" w:w="70"/>
+              <w:right w:type="dxa" w:w="110"/>
+            </w:tcMar>
+            <w:vAlign w:val="center"/>
+          </w:tcPr>
+          <w:p>
+            <w:pPr>
+              <w:spacing w:after="0" w:line="252"/>
+            </w:pPr>
+            <w:r>
+              <w:rPr>
+                <w:rFonts w:ascii="Arial" w:cs="Arial" w:eastAsia="Arial" w:hAnsi="Arial"/>
+                <w:b/>
+                <w:bCs/>
+                <w:color w:val="FFFFFF"/>
+                <w:sz w:val="19"/>
+                <w:szCs w:val="19"/>
+              </w:rPr>
+              <w:t xml:space="preserve">One row …</w:t>
+            </w:r>
+          </w:p>
+        </w:tc>
+        <w:tc>
+          <w:tcPr>
+            <w:tcW w:type="dxa" w:w="5638"/>
+            <w:tcBorders>
+              <w:top w:val="single" w:color="C9D3D9" w:sz="4"/>
+              <w:left w:val="single" w:color="C9D3D9" w:sz="4"/>
+              <w:bottom w:val="single" w:color="C9D3D9" w:sz="4"/>
+              <w:right w:val="single" w:color="C9D3D9" w:sz="4"/>
+            </w:tcBorders>
+            <w:shd w:fill="2E7D5B" w:color="auto" w:val="clear"/>
+            <w:tcMar>
+              <w:top w:type="dxa" w:w="70"/>
+              <w:left w:type="dxa" w:w="110"/>
+              <w:bottom w:type="dxa" w:w="70"/>
+              <w:right w:type="dxa" w:w="110"/>
+            </w:tcMar>
+            <w:vAlign w:val="center"/>
+          </w:tcPr>
+          <w:p>
+            <w:pPr>
+              <w:spacing w:after="0" w:line="252"/>
+            </w:pPr>
+            <w:r>
+              <w:rPr>
+                <w:rFonts w:ascii="Arial" w:cs="Arial" w:eastAsia="Arial" w:hAnsi="Arial"/>
+                <w:b/>
+                <w:bCs/>
+                <w:color w:val="FFFFFF"/>
+                <w:sz w:val="19"/>
+                <w:szCs w:val="19"/>
+              </w:rPr>
+              <w:t xml:space="preserve">Content</w:t>
+            </w:r>
+          </w:p>
+        </w:tc>
+      </w:tr>
+      <w:tr>
+        <w:trPr>
+          <w:cantSplit/>
+        </w:trPr>
+        <w:tc>
+          <w:tcPr>
+            <w:tcW w:type="dxa" w:w="1800"/>
+            <w:tcBorders>
+              <w:top w:val="single" w:color="C9D3D9" w:sz="4"/>
+              <w:left w:val="single" w:color="C9D3D9" w:sz="4"/>
+              <w:bottom w:val="single" w:color="C9D3D9" w:sz="4"/>
+              <w:right w:val="single" w:color="C9D3D9" w:sz="4"/>
+            </w:tcBorders>
+            <w:tcMar>
+              <w:top w:type="dxa" w:w="70"/>
+              <w:left w:type="dxa" w:w="110"/>
+              <w:bottom w:type="dxa" w:w="70"/>
+              <w:right w:type="dxa" w:w="110"/>
+            </w:tcMar>
+            <w:vAlign w:val="center"/>
+          </w:tcPr>
+          <w:p>
+            <w:pPr>
+              <w:spacing w:after="0" w:line="252"/>
+            </w:pPr>
+            <w:r>
+              <w:rPr>
+                <w:rFonts w:ascii="Arial" w:cs="Arial" w:eastAsia="Arial" w:hAnsi="Arial"/>
+                <w:sz w:val="19"/>
+                <w:szCs w:val="19"/>
+              </w:rPr>
+              <w:t xml:space="preserve">readings</w:t>
+            </w:r>
+          </w:p>
+        </w:tc>
+        <w:tc>
+          <w:tcPr>
+            <w:tcW w:type="dxa" w:w="2200"/>
+            <w:tcBorders>
+              <w:top w:val="single" w:color="C9D3D9" w:sz="4"/>
+              <w:left w:val="single" w:color="C9D3D9" w:sz="4"/>
+              <w:bottom w:val="single" w:color="C9D3D9" w:sz="4"/>
+              <w:right w:val="single" w:color="C9D3D9" w:sz="4"/>
+            </w:tcBorders>
+            <w:tcMar>
+              <w:top w:type="dxa" w:w="70"/>
+              <w:left w:type="dxa" w:w="110"/>
+              <w:bottom w:type="dxa" w:w="70"/>
+              <w:right w:type="dxa" w:w="110"/>
+            </w:tcMar>
+            <w:vAlign w:val="center"/>
+          </w:tcPr>
+          <w:p>
+            <w:pPr>
+              <w:spacing w:after="0" w:line="252"/>
+            </w:pPr>
+            <w:r>
+              <w:rPr>
+                <w:rFonts w:ascii="Arial" w:cs="Arial" w:eastAsia="Arial" w:hAnsi="Arial"/>
+                <w:sz w:val="19"/>
+                <w:szCs w:val="19"/>
+              </w:rPr>
+              <w:t xml:space="preserve">every 10 s</w:t>
+            </w:r>
+          </w:p>
+        </w:tc>
+        <w:tc>
+          <w:tcPr>
+            <w:tcW w:type="dxa" w:w="5638"/>
+            <w:tcBorders>
+              <w:top w:val="single" w:color="C9D3D9" w:sz="4"/>
+              <w:left w:val="single" w:color="C9D3D9" w:sz="4"/>
+              <w:bottom w:val="single" w:color="C9D3D9" w:sz="4"/>
+              <w:right w:val="single" w:color="C9D3D9" w:sz="4"/>
+            </w:tcBorders>
+            <w:tcMar>
+              <w:top w:type="dxa" w:w="70"/>
+              <w:left w:type="dxa" w:w="110"/>
+              <w:bottom w:type="dxa" w:w="70"/>
+              <w:right w:type="dxa" w:w="110"/>
+            </w:tcMar>
+            <w:vAlign w:val="center"/>
+          </w:tcPr>
+          <w:p>
+            <w:pPr>
+              <w:spacing w:after="0" w:line="252"/>
+            </w:pPr>
+            <w:r>
+              <w:rPr>
+                <w:rFonts w:ascii="Arial" w:cs="Arial" w:eastAsia="Arial" w:hAnsi="Arial"/>
+                <w:sz w:val="19"/>
+                <w:szCs w:val="19"/>
+              </w:rPr>
+              <w:t xml:space="preserve">lux, temperature, window %, threshold, presence, seated, seated time, posture, lamp %, fan, sunshade %</w:t>
+            </w:r>
+          </w:p>
+        </w:tc>
+      </w:tr>
+      <w:tr>
+        <w:trPr>
+          <w:cantSplit/>
+        </w:trPr>
+        <w:tc>
+          <w:tcPr>
+            <w:tcW w:type="dxa" w:w="1800"/>
+            <w:tcBorders>
+              <w:top w:val="single" w:color="C9D3D9" w:sz="4"/>
+              <w:left w:val="single" w:color="C9D3D9" w:sz="4"/>
+              <w:bottom w:val="single" w:color="C9D3D9" w:sz="4"/>
+              <w:right w:val="single" w:color="C9D3D9" w:sz="4"/>
+            </w:tcBorders>
+            <w:shd w:fill="F5F8F6" w:color="auto" w:val="clear"/>
+            <w:tcMar>
+              <w:top w:type="dxa" w:w="70"/>
+              <w:left w:type="dxa" w:w="110"/>
+              <w:bottom w:type="dxa" w:w="70"/>
+              <w:right w:type="dxa" w:w="110"/>
+            </w:tcMar>
+            <w:vAlign w:val="center"/>
+          </w:tcPr>
+          <w:p>
+            <w:pPr>
+              <w:spacing w:after="0" w:line="252"/>
+            </w:pPr>
+            <w:r>
+              <w:rPr>
+                <w:rFonts w:ascii="Arial" w:cs="Arial" w:eastAsia="Arial" w:hAnsi="Arial"/>
+                <w:sz w:val="19"/>
+                <w:szCs w:val="19"/>
+              </w:rPr>
+              <w:t xml:space="preserve">posture</w:t>
+            </w:r>
+          </w:p>
+        </w:tc>
+        <w:tc>
+          <w:tcPr>
+            <w:tcW w:type="dxa" w:w="2200"/>
+            <w:tcBorders>
+              <w:top w:val="single" w:color="C9D3D9" w:sz="4"/>
+              <w:left w:val="single" w:color="C9D3D9" w:sz="4"/>
+              <w:bottom w:val="single" w:color="C9D3D9" w:sz="4"/>
+              <w:right w:val="single" w:color="C9D3D9" w:sz="4"/>
+            </w:tcBorders>
+            <w:shd w:fill="F5F8F6" w:color="auto" w:val="clear"/>
+            <w:tcMar>
+              <w:top w:type="dxa" w:w="70"/>
+              <w:left w:type="dxa" w:w="110"/>
+              <w:bottom w:type="dxa" w:w="70"/>
+              <w:right w:type="dxa" w:w="110"/>
+            </w:tcMar>
+            <w:vAlign w:val="center"/>
+          </w:tcPr>
+          <w:p>
+            <w:pPr>
+              <w:spacing w:after="0" w:line="252"/>
+            </w:pPr>
+            <w:r>
+              <w:rPr>
+                <w:rFonts w:ascii="Arial" w:cs="Arial" w:eastAsia="Arial" w:hAnsi="Arial"/>
+                <w:sz w:val="19"/>
+                <w:szCs w:val="19"/>
+              </w:rPr>
+              <w:t xml:space="preserve">per posture change</w:t>
+            </w:r>
+          </w:p>
+        </w:tc>
+        <w:tc>
+          <w:tcPr>
+            <w:tcW w:type="dxa" w:w="5638"/>
+            <w:tcBorders>
+              <w:top w:val="single" w:color="C9D3D9" w:sz="4"/>
+              <w:left w:val="single" w:color="C9D3D9" w:sz="4"/>
+              <w:bottom w:val="single" w:color="C9D3D9" w:sz="4"/>
+              <w:right w:val="single" w:color="C9D3D9" w:sz="4"/>
+            </w:tcBorders>
+            <w:shd w:fill="F5F8F6" w:color="auto" w:val="clear"/>
+            <w:tcMar>
+              <w:top w:type="dxa" w:w="70"/>
+              <w:left w:type="dxa" w:w="110"/>
+              <w:bottom w:type="dxa" w:w="70"/>
+              <w:right w:type="dxa" w:w="110"/>
+            </w:tcMar>
+            <w:vAlign w:val="center"/>
+          </w:tcPr>
+          <w:p>
+            <w:pPr>
+              <w:spacing w:after="0" w:line="252"/>
+            </w:pPr>
+            <w:r>
+              <w:rPr>
+                <w:rFonts w:ascii="Arial" w:cs="Arial" w:eastAsia="Arial" w:hAnsi="Arial"/>
+                <w:sz w:val="19"/>
+                <w:szCs w:val="19"/>
+              </w:rPr>
+              <w:t xml:space="preserve">state (good / bad / none), neck angle</w:t>
+            </w:r>
+          </w:p>
+        </w:tc>
+      </w:tr>
+      <w:tr>
+        <w:trPr>
+          <w:cantSplit/>
+        </w:trPr>
+        <w:tc>
+          <w:tcPr>
+            <w:tcW w:type="dxa" w:w="1800"/>
+            <w:tcBorders>
+              <w:top w:val="single" w:color="C9D3D9" w:sz="4"/>
+              <w:left w:val="single" w:color="C9D3D9" w:sz="4"/>
+              <w:bottom w:val="single" w:color="C9D3D9" w:sz="4"/>
+              <w:right w:val="single" w:color="C9D3D9" w:sz="4"/>
+            </w:tcBorders>
+            <w:tcMar>
+              <w:top w:type="dxa" w:w="70"/>
+              <w:left w:type="dxa" w:w="110"/>
+              <w:bottom w:type="dxa" w:w="70"/>
+              <w:right w:type="dxa" w:w="110"/>
+            </w:tcMar>
+            <w:vAlign w:val="center"/>
+          </w:tcPr>
+          <w:p>
+            <w:pPr>
+              <w:spacing w:after="0" w:line="252"/>
+            </w:pPr>
+            <w:r>
+              <w:rPr>
+                <w:rFonts w:ascii="Arial" w:cs="Arial" w:eastAsia="Arial" w:hAnsi="Arial"/>
+                <w:sz w:val="19"/>
+                <w:szCs w:val="19"/>
+              </w:rPr>
+              <w:t xml:space="preserve">alerts</w:t>
+            </w:r>
+          </w:p>
+        </w:tc>
+        <w:tc>
+          <w:tcPr>
+            <w:tcW w:type="dxa" w:w="2200"/>
+            <w:tcBorders>
+              <w:top w:val="single" w:color="C9D3D9" w:sz="4"/>
+              <w:left w:val="single" w:color="C9D3D9" w:sz="4"/>
+              <w:bottom w:val="single" w:color="C9D3D9" w:sz="4"/>
+              <w:right w:val="single" w:color="C9D3D9" w:sz="4"/>
+            </w:tcBorders>
+            <w:tcMar>
+              <w:top w:type="dxa" w:w="70"/>
+              <w:left w:type="dxa" w:w="110"/>
+              <w:bottom w:type="dxa" w:w="70"/>
+              <w:right w:type="dxa" w:w="110"/>
+            </w:tcMar>
+            <w:vAlign w:val="center"/>
+          </w:tcPr>
+          <w:p>
+            <w:pPr>
+              <w:spacing w:after="0" w:line="252"/>
+            </w:pPr>
+            <w:r>
+              <w:rPr>
+                <w:rFonts w:ascii="Arial" w:cs="Arial" w:eastAsia="Arial" w:hAnsi="Arial"/>
+                <w:sz w:val="19"/>
+                <w:szCs w:val="19"/>
+              </w:rPr>
+              <w:t xml:space="preserve">per alert sent</w:t>
+            </w:r>
+          </w:p>
+        </w:tc>
+        <w:tc>
+          <w:tcPr>
+            <w:tcW w:type="dxa" w:w="5638"/>
+            <w:tcBorders>
+              <w:top w:val="single" w:color="C9D3D9" w:sz="4"/>
+              <w:left w:val="single" w:color="C9D3D9" w:sz="4"/>
+              <w:bottom w:val="single" w:color="C9D3D9" w:sz="4"/>
+              <w:right w:val="single" w:color="C9D3D9" w:sz="4"/>
+            </w:tcBorders>
+            <w:tcMar>
+              <w:top w:type="dxa" w:w="70"/>
+              <w:left w:type="dxa" w:w="110"/>
+              <w:bottom w:type="dxa" w:w="70"/>
+              <w:right w:type="dxa" w:w="110"/>
+            </w:tcMar>
+            <w:vAlign w:val="center"/>
+          </w:tcPr>
+          <w:p>
+            <w:pPr>
+              <w:spacing w:after="0" w:line="252"/>
+            </w:pPr>
+            <w:r>
+              <w:rPr>
+                <w:rFonts w:ascii="Arial" w:cs="Arial" w:eastAsia="Arial" w:hAnsi="Arial"/>
+                <w:sz w:val="19"/>
+                <w:szCs w:val="19"/>
+              </w:rPr>
+              <w:t xml:space="preserve">kind (movement / posture / other), message</w:t>
+            </w:r>
+          </w:p>
+        </w:tc>
+      </w:tr>
+    </w:tbl>
+    <w:p>
+      <w:pPr>
+        <w:spacing w:after="100"/>
+      </w:pPr>
+    </w:p>
+    <w:p>
+      <w:pPr>
+        <w:spacing w:after="120" w:line="276"/>
+      </w:pPr>
+      <w:r>
+        <w:rPr>
+          <w:rFonts w:ascii="Arial" w:cs="Arial" w:eastAsia="Arial" w:hAnsi="Arial"/>
+        </w:rPr>
+        <w:t xml:space="preserve">Because a snapshot is written every 10 seconds, durations follow directly from the number of rows: seated time per day, the share of the time with good posture and the time the fan was on. db_report.py turns this into a daily summary and a chart, which gives the historical trends from section 2. The database, its user and the tables are created with scripts/setup_db.sh; no camera images are stored (see 7.5).</w:t>
       </w:r>
     </w:p>
     <w:p>
@@ -10560,7 +11544,29 @@
         <w:rPr>
           <w:rFonts w:ascii="Arial" w:cs="Arial" w:eastAsia="Arial" w:hAnsi="Arial"/>
         </w:rPr>
-        <w:t xml:space="preserve">7.5 Code</w:t>
+        <w:t xml:space="preserve">7.5 Privacy</w:t>
+      </w:r>
+    </w:p>
+    <w:p>
+      <w:pPr>
+        <w:spacing w:after="120" w:line="276"/>
+      </w:pPr>
+      <w:r>
+        <w:rPr>
+          <w:rFonts w:ascii="Arial" w:cs="Arial" w:eastAsia="Arial" w:hAnsi="Arial"/>
+        </w:rPr>
+        <w:t xml:space="preserve">The webcam stream is analysed only in memory on the Pi. No images or videos are stored or sent. Only the posture result (good/bad + angle) is logged.</w:t>
+      </w:r>
+    </w:p>
+    <w:p>
+      <w:pPr>
+        <w:pStyle w:val="Heading2"/>
+      </w:pPr>
+      <w:r>
+        <w:rPr>
+          <w:rFonts w:ascii="Arial" w:cs="Arial" w:eastAsia="Arial" w:hAnsi="Arial"/>
+        </w:rPr>
+        <w:t xml:space="preserve">7.6 Code</w:t>
       </w:r>
     </w:p>
     <w:p>
@@ -10588,7 +11594,7 @@
           <w:iCs/>
           <w:color w:val="6B7780"/>
         </w:rPr>
-        <w:t xml:space="preserve">Full code with inline comments (desk_controller.py, posture_ai.py, cloud_bridge.py, Pico code.py).</w:t>
+        <w:t xml:space="preserve">Full code with inline comments (desk_controller.py, posture_ai.py, cloud_bridge.py, db_logger.py, database.py, db_report.py, Pico code.py).</w:t>
       </w:r>
     </w:p>
     <w:p>

--- a/docs/Smart Desk - IoT project.docx
+++ b/docs/Smart Desk - IoT project.docx
@@ -8226,7 +8226,7 @@
                 <w:sz w:val="19"/>
                 <w:szCs w:val="19"/>
               </w:rPr>
-              <w:t xml:space="preserve">Voltage divider on ECHO (5 V → 3.3 V); UART pins, so the serial port is off</w:t>
+              <w:t xml:space="preserve">VCC on 3.3 V, so ECHO goes straight to the GPIO (no divider); UART pins, so the serial port is off</w:t>
             </w:r>
           </w:p>
         </w:tc>
@@ -9021,7 +9021,7 @@
         <w:rPr>
           <w:rFonts w:ascii="Arial" w:cs="Arial" w:eastAsia="Arial" w:hAnsi="Arial"/>
         </w:rPr>
-        <w:t xml:space="preserve"> the 5 V version returns a 5 V ECHO signal. A voltage divider (1 kΩ / 2 kΩ, or 2 × 1 kΩ) protects the 3.3 V GPIO.</w:t>
+        <w:t xml:space="preserve"> powered from 3.3 V (pin 1) instead of 5 V. ECHO then never goes above 3.3 V, so it is connected directly to GPIO15 and no voltage divider is needed. This only works with a module that runs on 3.3 V (e.g. HC-SR04P); a classic 5 V-only HC-SR04 gives no or erratic readings on 3.3 V and would need 5 V plus a 1 kΩ / 1 kΩ divider on ECHO.</w:t>
       </w:r>
     </w:p>
     <w:p>
